--- a/python-autogen setup.docx
+++ b/python-autogen setup.docx
@@ -335,6 +335,77 @@
           <w:lang w:val="de-DE"/>
         </w:rPr>
       </w:pPr>
+    </w:p>
+    <w:p>
+      <w:pPr>
+        <w:rPr>
+          <w:lang w:val="de-DE"/>
+        </w:rPr>
+      </w:pPr>
+      <w:r>
+        <w:rPr>
+          <w:highlight w:val="yellow"/>
+          <w:lang w:val="de-DE"/>
+        </w:rPr>
+        <w:t>autogenstudio ui --port 8081 --appdir C:\Users\waelr\autogenstudio_clean</w:t>
+      </w:r>
+    </w:p>
+    <w:p>
+      <w:pPr>
+        <w:rPr>
+          <w:lang w:val="de-DE"/>
+        </w:rPr>
+      </w:pPr>
+    </w:p>
+    <w:p>
+      <w:pPr>
+        <w:rPr>
+          <w:lang w:val="de-DE"/>
+        </w:rPr>
+      </w:pPr>
+    </w:p>
+    <w:p>
+      <w:r>
+        <w:t xml:space="preserve">1. Open </w:t>
+      </w:r>
+      <w:proofErr w:type="spellStart"/>
+      <w:r>
+        <w:t>AutoGen</w:t>
+      </w:r>
+      <w:proofErr w:type="spellEnd"/>
+      <w:r>
+        <w:t xml:space="preserve"> Studio</w:t>
+      </w:r>
+    </w:p>
+    <w:p>
+      <w:r>
+        <w:t>2. Go to Team Builder</w:t>
+      </w:r>
+    </w:p>
+    <w:p>
+      <w:r>
+        <w:t>3. Create New Team</w:t>
+      </w:r>
+    </w:p>
+    <w:p>
+      <w:r>
+        <w:t>4. Build or paste JSON there</w:t>
+      </w:r>
+    </w:p>
+    <w:p>
+      <w:r>
+        <w:t>5. Save the team</w:t>
+      </w:r>
+    </w:p>
+    <w:p>
+      <w:r>
+        <w:t>6. Test in Playground</w:t>
+      </w:r>
+    </w:p>
+    <w:p>
+      <w:r>
+        <w:t>7. Only after it works, export/save it to Gallery if needed</w:t>
+      </w:r>
     </w:p>
     <w:sectPr>
       <w:pgSz w:w="12240" w:h="15840"/>

--- a/python-autogen setup.docx
+++ b/python-autogen setup.docx
@@ -339,31 +339,73 @@
     <w:p>
       <w:pPr>
         <w:rPr>
-          <w:lang w:val="de-DE"/>
+          <w:highlight w:val="yellow"/>
         </w:rPr>
       </w:pPr>
       <w:r>
         <w:rPr>
           <w:highlight w:val="yellow"/>
-          <w:lang w:val="de-DE"/>
-        </w:rPr>
-        <w:t>autogenstudio ui --port 8081 --appdir C:\Users\waelr\autogenstudio_clean</w:t>
-      </w:r>
-    </w:p>
-    <w:p>
-      <w:pPr>
-        <w:rPr>
-          <w:lang w:val="de-DE"/>
-        </w:rPr>
-      </w:pPr>
-    </w:p>
-    <w:p>
-      <w:pPr>
-        <w:rPr>
-          <w:lang w:val="de-DE"/>
-        </w:rPr>
-      </w:pPr>
-    </w:p>
+        </w:rPr>
+        <w:t xml:space="preserve">for new clean </w:t>
+      </w:r>
+      <w:proofErr w:type="spellStart"/>
+      <w:r>
+        <w:rPr>
+          <w:highlight w:val="yellow"/>
+        </w:rPr>
+        <w:t>autogen</w:t>
+      </w:r>
+      <w:proofErr w:type="spellEnd"/>
+    </w:p>
+    <w:p>
+      <w:proofErr w:type="spellStart"/>
+      <w:r>
+        <w:rPr>
+          <w:highlight w:val="yellow"/>
+        </w:rPr>
+        <w:t>autogenstudio</w:t>
+      </w:r>
+      <w:proofErr w:type="spellEnd"/>
+      <w:r>
+        <w:rPr>
+          <w:highlight w:val="yellow"/>
+        </w:rPr>
+        <w:t xml:space="preserve"> </w:t>
+      </w:r>
+      <w:proofErr w:type="spellStart"/>
+      <w:r>
+        <w:rPr>
+          <w:highlight w:val="yellow"/>
+        </w:rPr>
+        <w:t>ui</w:t>
+      </w:r>
+      <w:proofErr w:type="spellEnd"/>
+      <w:r>
+        <w:rPr>
+          <w:highlight w:val="yellow"/>
+        </w:rPr>
+        <w:t xml:space="preserve"> --port 8081 --</w:t>
+      </w:r>
+      <w:proofErr w:type="spellStart"/>
+      <w:r>
+        <w:rPr>
+          <w:highlight w:val="yellow"/>
+        </w:rPr>
+        <w:t>appdir</w:t>
+      </w:r>
+      <w:proofErr w:type="spellEnd"/>
+      <w:r>
+        <w:rPr>
+          <w:highlight w:val="yellow"/>
+        </w:rPr>
+        <w:t xml:space="preserve"> C:\Users\waelr\autogenstudio_clean</w:t>
+      </w:r>
+      <w:r>
+        <w:t>1</w:t>
+      </w:r>
+    </w:p>
+    <w:p/>
+    <w:p/>
     <w:p>
       <w:r>
         <w:t xml:space="preserve">1. Open </w:t>
@@ -405,6 +447,12 @@
     <w:p>
       <w:r>
         <w:t>7. Only after it works, export/save it to Gallery if needed</w:t>
+      </w:r>
+    </w:p>
+    <w:p/>
+    <w:p>
+      <w:r>
+        <w:t>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</w:t>
       </w:r>
     </w:p>
     <w:sectPr>
